--- a/output/tables/COAD/table1_overall.docx
+++ b/output/tables/COAD/table1_overall.docx
@@ -8220,926 +8220,6 @@
       </w:tr>
       <w:tr>
         <w:trPr>
-          <w:trHeight w:val="560" w:hRule="auto"/>
-        </w:trPr>
-        <w:tc>
-          <w:tcPr>
-            <w:tcBorders>
-              <w:bottom w:val="none" w:sz="0" w:space="0" w:color="000000"/>
-              <w:top w:val="none" w:sz="0" w:space="0" w:color="000000"/>
-              <w:left w:val="none" w:sz="0" w:space="0" w:color="000000"/>
-              <w:right w:val="none" w:sz="0" w:space="0" w:color="000000"/>
-            </w:tcBorders>
-            <w:shd w:val="clear" w:color="auto" w:fill="FFFFFF"/>
-            <w:tcMar>
-              <w:top w:w="0" w:type="dxa"/>
-              <w:bottom w:w="0" w:type="dxa"/>
-              <w:left w:w="0" w:type="dxa"/>
-              <w:right w:w="0" w:type="dxa"/>
-            </w:tcMar>
-            <w:vAlign w:val="top"/>
-          </w:tcPr>
-          <w:p>
-            <w:pPr>
-              <w:pStyle w:val="Normal"/>
-              <w:jc w:val="left"/>
-              <w:pBdr>
-                <w:bottom w:val="none" w:sz="0" w:space="0" w:color="000000"/>
-                <w:top w:val="none" w:sz="0" w:space="0" w:color="000000"/>
-                <w:left w:val="none" w:sz="0" w:space="0" w:color="000000"/>
-                <w:right w:val="none" w:sz="0" w:space="0" w:color="000000"/>
-              </w:pBdr>
-              <w:spacing w:after="100" w:before="100" w:line="240"/>
-              <w:ind w:left="300" w:right="100" w:firstLine="0" w:firstLineChars="0"/>
-              <w:rPr>
-                <w:rFonts w:ascii="Times New Roman" w:hAnsi="Times New Roman" w:eastAsia="Times New Roman" w:cs="Times New Roman"/>
-                <w:i w:val="false"/>
-                <w:b w:val="false"/>
-                <w:u w:val="none"/>
-                <w:strike w:val="false"/>
-                <w:sz w:val="18"/>
-                <w:szCs w:val="18"/>
-                <w:color w:val="000000"/>
-              </w:rPr>
-            </w:pPr>
-            <w:r>
-              <w:rPr>
-                <w:rFonts w:ascii="Times New Roman" w:hAnsi="Times New Roman" w:eastAsia="Times New Roman" w:cs="Times New Roman"/>
-                <w:i w:val="false"/>
-                <w:b w:val="false"/>
-                <w:u w:val="none"/>
-                <w:strike w:val="false"/>
-                <w:sz w:val="18"/>
-                <w:szCs w:val="18"/>
-                <w:color w:val="000000"/>
-              </w:rPr>
-              <w:t xml:space="preserve">Missing</w:t>
-            </w:r>
-          </w:p>
-        </w:tc>
-        <w:tc>
-          <w:tcPr>
-            <w:tcBorders>
-              <w:bottom w:val="none" w:sz="0" w:space="0" w:color="000000"/>
-              <w:top w:val="none" w:sz="0" w:space="0" w:color="000000"/>
-              <w:left w:val="none" w:sz="0" w:space="0" w:color="000000"/>
-              <w:right w:val="none" w:sz="0" w:space="0" w:color="000000"/>
-            </w:tcBorders>
-            <w:shd w:val="clear" w:color="auto" w:fill="FFFFFF"/>
-            <w:tcMar>
-              <w:top w:w="0" w:type="dxa"/>
-              <w:bottom w:w="0" w:type="dxa"/>
-              <w:left w:w="0" w:type="dxa"/>
-              <w:right w:w="0" w:type="dxa"/>
-            </w:tcMar>
-            <w:vAlign w:val="top"/>
-          </w:tcPr>
-          <w:p>
-            <w:pPr>
-              <w:pStyle w:val="Normal"/>
-              <w:jc w:val="center"/>
-              <w:pBdr>
-                <w:bottom w:val="none" w:sz="0" w:space="0" w:color="000000"/>
-                <w:top w:val="none" w:sz="0" w:space="0" w:color="000000"/>
-                <w:left w:val="none" w:sz="0" w:space="0" w:color="000000"/>
-                <w:right w:val="none" w:sz="0" w:space="0" w:color="000000"/>
-              </w:pBdr>
-              <w:spacing w:after="100" w:before="100" w:line="240"/>
-              <w:ind w:left="100" w:right="100" w:firstLine="0" w:firstLineChars="0"/>
-              <w:rPr>
-                <w:rFonts w:ascii="Times New Roman" w:hAnsi="Times New Roman" w:eastAsia="Times New Roman" w:cs="Times New Roman"/>
-                <w:i w:val="false"/>
-                <w:b w:val="false"/>
-                <w:u w:val="none"/>
-                <w:strike w:val="false"/>
-                <w:sz w:val="18"/>
-                <w:szCs w:val="18"/>
-                <w:color w:val="000000"/>
-              </w:rPr>
-            </w:pPr>
-            <w:r>
-              <w:rPr>
-                <w:rFonts w:ascii="Times New Roman" w:hAnsi="Times New Roman" w:eastAsia="Times New Roman" w:cs="Times New Roman"/>
-                <w:i w:val="false"/>
-                <w:b w:val="false"/>
-                <w:u w:val="none"/>
-                <w:strike w:val="false"/>
-                <w:sz w:val="18"/>
-                <w:szCs w:val="18"/>
-                <w:color w:val="000000"/>
-              </w:rPr>
-              <w:t xml:space="preserve">46</w:t>
-            </w:r>
-          </w:p>
-        </w:tc>
-      </w:tr>
-      <w:tr>
-        <w:trPr>
-          <w:trHeight w:val="560" w:hRule="auto"/>
-        </w:trPr>
-        <w:tc>
-          <w:tcPr>
-            <w:tcBorders>
-              <w:bottom w:val="none" w:sz="0" w:space="0" w:color="000000"/>
-              <w:top w:val="none" w:sz="0" w:space="0" w:color="000000"/>
-              <w:left w:val="none" w:sz="0" w:space="0" w:color="000000"/>
-              <w:right w:val="none" w:sz="0" w:space="0" w:color="000000"/>
-            </w:tcBorders>
-            <w:shd w:val="clear" w:color="auto" w:fill="FFFFFF"/>
-            <w:tcMar>
-              <w:top w:w="0" w:type="dxa"/>
-              <w:bottom w:w="0" w:type="dxa"/>
-              <w:left w:w="0" w:type="dxa"/>
-              <w:right w:w="0" w:type="dxa"/>
-            </w:tcMar>
-            <w:vAlign w:val="top"/>
-          </w:tcPr>
-          <w:p>
-            <w:pPr>
-              <w:pStyle w:val="Normal"/>
-              <w:jc w:val="left"/>
-              <w:pBdr>
-                <w:bottom w:val="none" w:sz="0" w:space="0" w:color="000000"/>
-                <w:top w:val="none" w:sz="0" w:space="0" w:color="000000"/>
-                <w:left w:val="none" w:sz="0" w:space="0" w:color="000000"/>
-                <w:right w:val="none" w:sz="0" w:space="0" w:color="000000"/>
-              </w:pBdr>
-              <w:spacing w:after="100" w:before="100" w:line="240"/>
-              <w:ind w:left="100" w:right="100" w:firstLine="0" w:firstLineChars="0"/>
-              <w:rPr>
-                <w:rFonts w:ascii="Times New Roman" w:hAnsi="Times New Roman" w:eastAsia="Times New Roman" w:cs="Times New Roman"/>
-                <w:i w:val="false"/>
-                <w:b w:val="true"/>
-                <w:u w:val="none"/>
-                <w:strike w:val="false"/>
-                <w:sz w:val="18"/>
-                <w:szCs w:val="18"/>
-                <w:color w:val="000000"/>
-              </w:rPr>
-            </w:pPr>
-            <w:r>
-              <w:rPr>
-                <w:rFonts w:ascii="Times New Roman" w:hAnsi="Times New Roman" w:eastAsia="Times New Roman" w:cs="Times New Roman"/>
-                <w:i w:val="false"/>
-                <w:b w:val="true"/>
-                <w:u w:val="none"/>
-                <w:strike w:val="false"/>
-                <w:sz w:val="18"/>
-                <w:szCs w:val="18"/>
-                <w:color w:val="000000"/>
-              </w:rPr>
-              <w:t xml:space="preserve">KRAS testing performed</w:t>
-            </w:r>
-          </w:p>
-        </w:tc>
-        <w:tc>
-          <w:tcPr>
-            <w:tcBorders>
-              <w:bottom w:val="none" w:sz="0" w:space="0" w:color="000000"/>
-              <w:top w:val="none" w:sz="0" w:space="0" w:color="000000"/>
-              <w:left w:val="none" w:sz="0" w:space="0" w:color="000000"/>
-              <w:right w:val="none" w:sz="0" w:space="0" w:color="000000"/>
-            </w:tcBorders>
-            <w:shd w:val="clear" w:color="auto" w:fill="FFFFFF"/>
-            <w:tcMar>
-              <w:top w:w="0" w:type="dxa"/>
-              <w:bottom w:w="0" w:type="dxa"/>
-              <w:left w:w="0" w:type="dxa"/>
-              <w:right w:w="0" w:type="dxa"/>
-            </w:tcMar>
-            <w:vAlign w:val="top"/>
-          </w:tcPr>
-          <w:p>
-            <w:pPr>
-              <w:pStyle w:val="Normal"/>
-              <w:jc w:val="center"/>
-              <w:pBdr>
-                <w:bottom w:val="none" w:sz="0" w:space="0" w:color="000000"/>
-                <w:top w:val="none" w:sz="0" w:space="0" w:color="000000"/>
-                <w:left w:val="none" w:sz="0" w:space="0" w:color="000000"/>
-                <w:right w:val="none" w:sz="0" w:space="0" w:color="000000"/>
-              </w:pBdr>
-              <w:spacing w:after="100" w:before="100" w:line="240"/>
-              <w:ind w:left="100" w:right="100" w:firstLine="0" w:firstLineChars="0"/>
-              <w:rPr>
-                <w:rFonts w:ascii="Times New Roman" w:hAnsi="Times New Roman" w:eastAsia="Times New Roman" w:cs="Times New Roman"/>
-                <w:i w:val="false"/>
-                <w:b w:val="false"/>
-                <w:u w:val="none"/>
-                <w:strike w:val="false"/>
-                <w:sz w:val="18"/>
-                <w:szCs w:val="18"/>
-                <w:color w:val="000000"/>
-              </w:rPr>
-            </w:pPr>
-            <w:r>
-              <w:rPr>
-                <w:rFonts w:ascii="Times New Roman" w:hAnsi="Times New Roman" w:eastAsia="Times New Roman" w:cs="Times New Roman"/>
-                <w:i w:val="false"/>
-                <w:b w:val="false"/>
-                <w:u w:val="none"/>
-                <w:strike w:val="false"/>
-                <w:sz w:val="18"/>
-                <w:szCs w:val="18"/>
-                <w:color w:val="000000"/>
-              </w:rPr>
-              <w:t xml:space="preserve"/>
-            </w:r>
-          </w:p>
-        </w:tc>
-      </w:tr>
-      <w:tr>
-        <w:trPr>
-          <w:trHeight w:val="560" w:hRule="auto"/>
-        </w:trPr>
-        <w:tc>
-          <w:tcPr>
-            <w:tcBorders>
-              <w:bottom w:val="none" w:sz="0" w:space="0" w:color="000000"/>
-              <w:top w:val="none" w:sz="0" w:space="0" w:color="000000"/>
-              <w:left w:val="none" w:sz="0" w:space="0" w:color="000000"/>
-              <w:right w:val="none" w:sz="0" w:space="0" w:color="000000"/>
-            </w:tcBorders>
-            <w:shd w:val="clear" w:color="auto" w:fill="FFFFFF"/>
-            <w:tcMar>
-              <w:top w:w="0" w:type="dxa"/>
-              <w:bottom w:w="0" w:type="dxa"/>
-              <w:left w:w="0" w:type="dxa"/>
-              <w:right w:w="0" w:type="dxa"/>
-            </w:tcMar>
-            <w:vAlign w:val="top"/>
-          </w:tcPr>
-          <w:p>
-            <w:pPr>
-              <w:pStyle w:val="Normal"/>
-              <w:jc w:val="left"/>
-              <w:pBdr>
-                <w:bottom w:val="none" w:sz="0" w:space="0" w:color="000000"/>
-                <w:top w:val="none" w:sz="0" w:space="0" w:color="000000"/>
-                <w:left w:val="none" w:sz="0" w:space="0" w:color="000000"/>
-                <w:right w:val="none" w:sz="0" w:space="0" w:color="000000"/>
-              </w:pBdr>
-              <w:spacing w:after="100" w:before="100" w:line="240"/>
-              <w:ind w:left="300" w:right="100" w:firstLine="0" w:firstLineChars="0"/>
-              <w:rPr>
-                <w:rFonts w:ascii="Times New Roman" w:hAnsi="Times New Roman" w:eastAsia="Times New Roman" w:cs="Times New Roman"/>
-                <w:i w:val="false"/>
-                <w:b w:val="false"/>
-                <w:u w:val="none"/>
-                <w:strike w:val="false"/>
-                <w:sz w:val="18"/>
-                <w:szCs w:val="18"/>
-                <w:color w:val="000000"/>
-              </w:rPr>
-            </w:pPr>
-            <w:r>
-              <w:rPr>
-                <w:rFonts w:ascii="Times New Roman" w:hAnsi="Times New Roman" w:eastAsia="Times New Roman" w:cs="Times New Roman"/>
-                <w:i w:val="false"/>
-                <w:b w:val="false"/>
-                <w:u w:val="none"/>
-                <w:strike w:val="false"/>
-                <w:sz w:val="18"/>
-                <w:szCs w:val="18"/>
-                <w:color w:val="000000"/>
-              </w:rPr>
-              <w:t xml:space="preserve">No</w:t>
-            </w:r>
-          </w:p>
-        </w:tc>
-        <w:tc>
-          <w:tcPr>
-            <w:tcBorders>
-              <w:bottom w:val="none" w:sz="0" w:space="0" w:color="000000"/>
-              <w:top w:val="none" w:sz="0" w:space="0" w:color="000000"/>
-              <w:left w:val="none" w:sz="0" w:space="0" w:color="000000"/>
-              <w:right w:val="none" w:sz="0" w:space="0" w:color="000000"/>
-            </w:tcBorders>
-            <w:shd w:val="clear" w:color="auto" w:fill="FFFFFF"/>
-            <w:tcMar>
-              <w:top w:w="0" w:type="dxa"/>
-              <w:bottom w:w="0" w:type="dxa"/>
-              <w:left w:w="0" w:type="dxa"/>
-              <w:right w:w="0" w:type="dxa"/>
-            </w:tcMar>
-            <w:vAlign w:val="top"/>
-          </w:tcPr>
-          <w:p>
-            <w:pPr>
-              <w:pStyle w:val="Normal"/>
-              <w:jc w:val="center"/>
-              <w:pBdr>
-                <w:bottom w:val="none" w:sz="0" w:space="0" w:color="000000"/>
-                <w:top w:val="none" w:sz="0" w:space="0" w:color="000000"/>
-                <w:left w:val="none" w:sz="0" w:space="0" w:color="000000"/>
-                <w:right w:val="none" w:sz="0" w:space="0" w:color="000000"/>
-              </w:pBdr>
-              <w:spacing w:after="100" w:before="100" w:line="240"/>
-              <w:ind w:left="100" w:right="100" w:firstLine="0" w:firstLineChars="0"/>
-              <w:rPr>
-                <w:rFonts w:ascii="Times New Roman" w:hAnsi="Times New Roman" w:eastAsia="Times New Roman" w:cs="Times New Roman"/>
-                <w:i w:val="false"/>
-                <w:b w:val="false"/>
-                <w:u w:val="none"/>
-                <w:strike w:val="false"/>
-                <w:sz w:val="18"/>
-                <w:szCs w:val="18"/>
-                <w:color w:val="000000"/>
-              </w:rPr>
-            </w:pPr>
-            <w:r>
-              <w:rPr>
-                <w:rFonts w:ascii="Times New Roman" w:hAnsi="Times New Roman" w:eastAsia="Times New Roman" w:cs="Times New Roman"/>
-                <w:i w:val="false"/>
-                <w:b w:val="false"/>
-                <w:u w:val="none"/>
-                <w:strike w:val="false"/>
-                <w:sz w:val="18"/>
-                <w:szCs w:val="18"/>
-                <w:color w:val="000000"/>
-              </w:rPr>
-              <w:t xml:space="preserve">368 (88.5%)</w:t>
-            </w:r>
-          </w:p>
-        </w:tc>
-      </w:tr>
-      <w:tr>
-        <w:trPr>
-          <w:trHeight w:val="560" w:hRule="auto"/>
-        </w:trPr>
-        <w:tc>
-          <w:tcPr>
-            <w:tcBorders>
-              <w:bottom w:val="none" w:sz="0" w:space="0" w:color="000000"/>
-              <w:top w:val="none" w:sz="0" w:space="0" w:color="000000"/>
-              <w:left w:val="none" w:sz="0" w:space="0" w:color="000000"/>
-              <w:right w:val="none" w:sz="0" w:space="0" w:color="000000"/>
-            </w:tcBorders>
-            <w:shd w:val="clear" w:color="auto" w:fill="FFFFFF"/>
-            <w:tcMar>
-              <w:top w:w="0" w:type="dxa"/>
-              <w:bottom w:w="0" w:type="dxa"/>
-              <w:left w:w="0" w:type="dxa"/>
-              <w:right w:w="0" w:type="dxa"/>
-            </w:tcMar>
-            <w:vAlign w:val="top"/>
-          </w:tcPr>
-          <w:p>
-            <w:pPr>
-              <w:pStyle w:val="Normal"/>
-              <w:jc w:val="left"/>
-              <w:pBdr>
-                <w:bottom w:val="none" w:sz="0" w:space="0" w:color="000000"/>
-                <w:top w:val="none" w:sz="0" w:space="0" w:color="000000"/>
-                <w:left w:val="none" w:sz="0" w:space="0" w:color="000000"/>
-                <w:right w:val="none" w:sz="0" w:space="0" w:color="000000"/>
-              </w:pBdr>
-              <w:spacing w:after="100" w:before="100" w:line="240"/>
-              <w:ind w:left="300" w:right="100" w:firstLine="0" w:firstLineChars="0"/>
-              <w:rPr>
-                <w:rFonts w:ascii="Times New Roman" w:hAnsi="Times New Roman" w:eastAsia="Times New Roman" w:cs="Times New Roman"/>
-                <w:i w:val="false"/>
-                <w:b w:val="false"/>
-                <w:u w:val="none"/>
-                <w:strike w:val="false"/>
-                <w:sz w:val="18"/>
-                <w:szCs w:val="18"/>
-                <w:color w:val="000000"/>
-              </w:rPr>
-            </w:pPr>
-            <w:r>
-              <w:rPr>
-                <w:rFonts w:ascii="Times New Roman" w:hAnsi="Times New Roman" w:eastAsia="Times New Roman" w:cs="Times New Roman"/>
-                <w:i w:val="false"/>
-                <w:b w:val="false"/>
-                <w:u w:val="none"/>
-                <w:strike w:val="false"/>
-                <w:sz w:val="18"/>
-                <w:szCs w:val="18"/>
-                <w:color w:val="000000"/>
-              </w:rPr>
-              <w:t xml:space="preserve">Yes</w:t>
-            </w:r>
-          </w:p>
-        </w:tc>
-        <w:tc>
-          <w:tcPr>
-            <w:tcBorders>
-              <w:bottom w:val="none" w:sz="0" w:space="0" w:color="000000"/>
-              <w:top w:val="none" w:sz="0" w:space="0" w:color="000000"/>
-              <w:left w:val="none" w:sz="0" w:space="0" w:color="000000"/>
-              <w:right w:val="none" w:sz="0" w:space="0" w:color="000000"/>
-            </w:tcBorders>
-            <w:shd w:val="clear" w:color="auto" w:fill="FFFFFF"/>
-            <w:tcMar>
-              <w:top w:w="0" w:type="dxa"/>
-              <w:bottom w:w="0" w:type="dxa"/>
-              <w:left w:w="0" w:type="dxa"/>
-              <w:right w:w="0" w:type="dxa"/>
-            </w:tcMar>
-            <w:vAlign w:val="top"/>
-          </w:tcPr>
-          <w:p>
-            <w:pPr>
-              <w:pStyle w:val="Normal"/>
-              <w:jc w:val="center"/>
-              <w:pBdr>
-                <w:bottom w:val="none" w:sz="0" w:space="0" w:color="000000"/>
-                <w:top w:val="none" w:sz="0" w:space="0" w:color="000000"/>
-                <w:left w:val="none" w:sz="0" w:space="0" w:color="000000"/>
-                <w:right w:val="none" w:sz="0" w:space="0" w:color="000000"/>
-              </w:pBdr>
-              <w:spacing w:after="100" w:before="100" w:line="240"/>
-              <w:ind w:left="100" w:right="100" w:firstLine="0" w:firstLineChars="0"/>
-              <w:rPr>
-                <w:rFonts w:ascii="Times New Roman" w:hAnsi="Times New Roman" w:eastAsia="Times New Roman" w:cs="Times New Roman"/>
-                <w:i w:val="false"/>
-                <w:b w:val="false"/>
-                <w:u w:val="none"/>
-                <w:strike w:val="false"/>
-                <w:sz w:val="18"/>
-                <w:szCs w:val="18"/>
-                <w:color w:val="000000"/>
-              </w:rPr>
-            </w:pPr>
-            <w:r>
-              <w:rPr>
-                <w:rFonts w:ascii="Times New Roman" w:hAnsi="Times New Roman" w:eastAsia="Times New Roman" w:cs="Times New Roman"/>
-                <w:i w:val="false"/>
-                <w:b w:val="false"/>
-                <w:u w:val="none"/>
-                <w:strike w:val="false"/>
-                <w:sz w:val="18"/>
-                <w:szCs w:val="18"/>
-                <w:color w:val="000000"/>
-              </w:rPr>
-              <w:t xml:space="preserve">48 (11.5%)</w:t>
-            </w:r>
-          </w:p>
-        </w:tc>
-      </w:tr>
-      <w:tr>
-        <w:trPr>
-          <w:trHeight w:val="560" w:hRule="auto"/>
-        </w:trPr>
-        <w:tc>
-          <w:tcPr>
-            <w:tcBorders>
-              <w:bottom w:val="none" w:sz="0" w:space="0" w:color="000000"/>
-              <w:top w:val="none" w:sz="0" w:space="0" w:color="000000"/>
-              <w:left w:val="none" w:sz="0" w:space="0" w:color="000000"/>
-              <w:right w:val="none" w:sz="0" w:space="0" w:color="000000"/>
-            </w:tcBorders>
-            <w:shd w:val="clear" w:color="auto" w:fill="FFFFFF"/>
-            <w:tcMar>
-              <w:top w:w="0" w:type="dxa"/>
-              <w:bottom w:w="0" w:type="dxa"/>
-              <w:left w:w="0" w:type="dxa"/>
-              <w:right w:w="0" w:type="dxa"/>
-            </w:tcMar>
-            <w:vAlign w:val="top"/>
-          </w:tcPr>
-          <w:p>
-            <w:pPr>
-              <w:pStyle w:val="Normal"/>
-              <w:jc w:val="left"/>
-              <w:pBdr>
-                <w:bottom w:val="none" w:sz="0" w:space="0" w:color="000000"/>
-                <w:top w:val="none" w:sz="0" w:space="0" w:color="000000"/>
-                <w:left w:val="none" w:sz="0" w:space="0" w:color="000000"/>
-                <w:right w:val="none" w:sz="0" w:space="0" w:color="000000"/>
-              </w:pBdr>
-              <w:spacing w:after="100" w:before="100" w:line="240"/>
-              <w:ind w:left="300" w:right="100" w:firstLine="0" w:firstLineChars="0"/>
-              <w:rPr>
-                <w:rFonts w:ascii="Times New Roman" w:hAnsi="Times New Roman" w:eastAsia="Times New Roman" w:cs="Times New Roman"/>
-                <w:i w:val="false"/>
-                <w:b w:val="false"/>
-                <w:u w:val="none"/>
-                <w:strike w:val="false"/>
-                <w:sz w:val="18"/>
-                <w:szCs w:val="18"/>
-                <w:color w:val="000000"/>
-              </w:rPr>
-            </w:pPr>
-            <w:r>
-              <w:rPr>
-                <w:rFonts w:ascii="Times New Roman" w:hAnsi="Times New Roman" w:eastAsia="Times New Roman" w:cs="Times New Roman"/>
-                <w:i w:val="false"/>
-                <w:b w:val="false"/>
-                <w:u w:val="none"/>
-                <w:strike w:val="false"/>
-                <w:sz w:val="18"/>
-                <w:szCs w:val="18"/>
-                <w:color w:val="000000"/>
-              </w:rPr>
-              <w:t xml:space="preserve">Missing</w:t>
-            </w:r>
-          </w:p>
-        </w:tc>
-        <w:tc>
-          <w:tcPr>
-            <w:tcBorders>
-              <w:bottom w:val="none" w:sz="0" w:space="0" w:color="000000"/>
-              <w:top w:val="none" w:sz="0" w:space="0" w:color="000000"/>
-              <w:left w:val="none" w:sz="0" w:space="0" w:color="000000"/>
-              <w:right w:val="none" w:sz="0" w:space="0" w:color="000000"/>
-            </w:tcBorders>
-            <w:shd w:val="clear" w:color="auto" w:fill="FFFFFF"/>
-            <w:tcMar>
-              <w:top w:w="0" w:type="dxa"/>
-              <w:bottom w:w="0" w:type="dxa"/>
-              <w:left w:w="0" w:type="dxa"/>
-              <w:right w:w="0" w:type="dxa"/>
-            </w:tcMar>
-            <w:vAlign w:val="top"/>
-          </w:tcPr>
-          <w:p>
-            <w:pPr>
-              <w:pStyle w:val="Normal"/>
-              <w:jc w:val="center"/>
-              <w:pBdr>
-                <w:bottom w:val="none" w:sz="0" w:space="0" w:color="000000"/>
-                <w:top w:val="none" w:sz="0" w:space="0" w:color="000000"/>
-                <w:left w:val="none" w:sz="0" w:space="0" w:color="000000"/>
-                <w:right w:val="none" w:sz="0" w:space="0" w:color="000000"/>
-              </w:pBdr>
-              <w:spacing w:after="100" w:before="100" w:line="240"/>
-              <w:ind w:left="100" w:right="100" w:firstLine="0" w:firstLineChars="0"/>
-              <w:rPr>
-                <w:rFonts w:ascii="Times New Roman" w:hAnsi="Times New Roman" w:eastAsia="Times New Roman" w:cs="Times New Roman"/>
-                <w:i w:val="false"/>
-                <w:b w:val="false"/>
-                <w:u w:val="none"/>
-                <w:strike w:val="false"/>
-                <w:sz w:val="18"/>
-                <w:szCs w:val="18"/>
-                <w:color w:val="000000"/>
-              </w:rPr>
-            </w:pPr>
-            <w:r>
-              <w:rPr>
-                <w:rFonts w:ascii="Times New Roman" w:hAnsi="Times New Roman" w:eastAsia="Times New Roman" w:cs="Times New Roman"/>
-                <w:i w:val="false"/>
-                <w:b w:val="false"/>
-                <w:u w:val="none"/>
-                <w:strike w:val="false"/>
-                <w:sz w:val="18"/>
-                <w:szCs w:val="18"/>
-                <w:color w:val="000000"/>
-              </w:rPr>
-              <w:t xml:space="preserve">38</w:t>
-            </w:r>
-          </w:p>
-        </w:tc>
-      </w:tr>
-      <w:tr>
-        <w:trPr>
-          <w:trHeight w:val="560" w:hRule="auto"/>
-        </w:trPr>
-        <w:tc>
-          <w:tcPr>
-            <w:tcBorders>
-              <w:bottom w:val="none" w:sz="0" w:space="0" w:color="000000"/>
-              <w:top w:val="none" w:sz="0" w:space="0" w:color="000000"/>
-              <w:left w:val="none" w:sz="0" w:space="0" w:color="000000"/>
-              <w:right w:val="none" w:sz="0" w:space="0" w:color="000000"/>
-            </w:tcBorders>
-            <w:shd w:val="clear" w:color="auto" w:fill="FFFFFF"/>
-            <w:tcMar>
-              <w:top w:w="0" w:type="dxa"/>
-              <w:bottom w:w="0" w:type="dxa"/>
-              <w:left w:w="0" w:type="dxa"/>
-              <w:right w:w="0" w:type="dxa"/>
-            </w:tcMar>
-            <w:vAlign w:val="top"/>
-          </w:tcPr>
-          <w:p>
-            <w:pPr>
-              <w:pStyle w:val="Normal"/>
-              <w:jc w:val="left"/>
-              <w:pBdr>
-                <w:bottom w:val="none" w:sz="0" w:space="0" w:color="000000"/>
-                <w:top w:val="none" w:sz="0" w:space="0" w:color="000000"/>
-                <w:left w:val="none" w:sz="0" w:space="0" w:color="000000"/>
-                <w:right w:val="none" w:sz="0" w:space="0" w:color="000000"/>
-              </w:pBdr>
-              <w:spacing w:after="100" w:before="100" w:line="240"/>
-              <w:ind w:left="100" w:right="100" w:firstLine="0" w:firstLineChars="0"/>
-              <w:rPr>
-                <w:rFonts w:ascii="Times New Roman" w:hAnsi="Times New Roman" w:eastAsia="Times New Roman" w:cs="Times New Roman"/>
-                <w:i w:val="false"/>
-                <w:b w:val="true"/>
-                <w:u w:val="none"/>
-                <w:strike w:val="false"/>
-                <w:sz w:val="18"/>
-                <w:szCs w:val="18"/>
-                <w:color w:val="000000"/>
-              </w:rPr>
-            </w:pPr>
-            <w:r>
-              <w:rPr>
-                <w:rFonts w:ascii="Times New Roman" w:hAnsi="Times New Roman" w:eastAsia="Times New Roman" w:cs="Times New Roman"/>
-                <w:i w:val="false"/>
-                <w:b w:val="true"/>
-                <w:u w:val="none"/>
-                <w:strike w:val="false"/>
-                <w:sz w:val="18"/>
-                <w:szCs w:val="18"/>
-                <w:color w:val="000000"/>
-              </w:rPr>
-              <w:t xml:space="preserve">BRAF testing performed</w:t>
-            </w:r>
-          </w:p>
-        </w:tc>
-        <w:tc>
-          <w:tcPr>
-            <w:tcBorders>
-              <w:bottom w:val="none" w:sz="0" w:space="0" w:color="000000"/>
-              <w:top w:val="none" w:sz="0" w:space="0" w:color="000000"/>
-              <w:left w:val="none" w:sz="0" w:space="0" w:color="000000"/>
-              <w:right w:val="none" w:sz="0" w:space="0" w:color="000000"/>
-            </w:tcBorders>
-            <w:shd w:val="clear" w:color="auto" w:fill="FFFFFF"/>
-            <w:tcMar>
-              <w:top w:w="0" w:type="dxa"/>
-              <w:bottom w:w="0" w:type="dxa"/>
-              <w:left w:w="0" w:type="dxa"/>
-              <w:right w:w="0" w:type="dxa"/>
-            </w:tcMar>
-            <w:vAlign w:val="top"/>
-          </w:tcPr>
-          <w:p>
-            <w:pPr>
-              <w:pStyle w:val="Normal"/>
-              <w:jc w:val="center"/>
-              <w:pBdr>
-                <w:bottom w:val="none" w:sz="0" w:space="0" w:color="000000"/>
-                <w:top w:val="none" w:sz="0" w:space="0" w:color="000000"/>
-                <w:left w:val="none" w:sz="0" w:space="0" w:color="000000"/>
-                <w:right w:val="none" w:sz="0" w:space="0" w:color="000000"/>
-              </w:pBdr>
-              <w:spacing w:after="100" w:before="100" w:line="240"/>
-              <w:ind w:left="100" w:right="100" w:firstLine="0" w:firstLineChars="0"/>
-              <w:rPr>
-                <w:rFonts w:ascii="Times New Roman" w:hAnsi="Times New Roman" w:eastAsia="Times New Roman" w:cs="Times New Roman"/>
-                <w:i w:val="false"/>
-                <w:b w:val="false"/>
-                <w:u w:val="none"/>
-                <w:strike w:val="false"/>
-                <w:sz w:val="18"/>
-                <w:szCs w:val="18"/>
-                <w:color w:val="000000"/>
-              </w:rPr>
-            </w:pPr>
-            <w:r>
-              <w:rPr>
-                <w:rFonts w:ascii="Times New Roman" w:hAnsi="Times New Roman" w:eastAsia="Times New Roman" w:cs="Times New Roman"/>
-                <w:i w:val="false"/>
-                <w:b w:val="false"/>
-                <w:u w:val="none"/>
-                <w:strike w:val="false"/>
-                <w:sz w:val="18"/>
-                <w:szCs w:val="18"/>
-                <w:color w:val="000000"/>
-              </w:rPr>
-              <w:t xml:space="preserve"/>
-            </w:r>
-          </w:p>
-        </w:tc>
-      </w:tr>
-      <w:tr>
-        <w:trPr>
-          <w:trHeight w:val="560" w:hRule="auto"/>
-        </w:trPr>
-        <w:tc>
-          <w:tcPr>
-            <w:tcBorders>
-              <w:bottom w:val="none" w:sz="0" w:space="0" w:color="000000"/>
-              <w:top w:val="none" w:sz="0" w:space="0" w:color="000000"/>
-              <w:left w:val="none" w:sz="0" w:space="0" w:color="000000"/>
-              <w:right w:val="none" w:sz="0" w:space="0" w:color="000000"/>
-            </w:tcBorders>
-            <w:shd w:val="clear" w:color="auto" w:fill="FFFFFF"/>
-            <w:tcMar>
-              <w:top w:w="0" w:type="dxa"/>
-              <w:bottom w:w="0" w:type="dxa"/>
-              <w:left w:w="0" w:type="dxa"/>
-              <w:right w:w="0" w:type="dxa"/>
-            </w:tcMar>
-            <w:vAlign w:val="top"/>
-          </w:tcPr>
-          <w:p>
-            <w:pPr>
-              <w:pStyle w:val="Normal"/>
-              <w:jc w:val="left"/>
-              <w:pBdr>
-                <w:bottom w:val="none" w:sz="0" w:space="0" w:color="000000"/>
-                <w:top w:val="none" w:sz="0" w:space="0" w:color="000000"/>
-                <w:left w:val="none" w:sz="0" w:space="0" w:color="000000"/>
-                <w:right w:val="none" w:sz="0" w:space="0" w:color="000000"/>
-              </w:pBdr>
-              <w:spacing w:after="100" w:before="100" w:line="240"/>
-              <w:ind w:left="300" w:right="100" w:firstLine="0" w:firstLineChars="0"/>
-              <w:rPr>
-                <w:rFonts w:ascii="Times New Roman" w:hAnsi="Times New Roman" w:eastAsia="Times New Roman" w:cs="Times New Roman"/>
-                <w:i w:val="false"/>
-                <w:b w:val="false"/>
-                <w:u w:val="none"/>
-                <w:strike w:val="false"/>
-                <w:sz w:val="18"/>
-                <w:szCs w:val="18"/>
-                <w:color w:val="000000"/>
-              </w:rPr>
-            </w:pPr>
-            <w:r>
-              <w:rPr>
-                <w:rFonts w:ascii="Times New Roman" w:hAnsi="Times New Roman" w:eastAsia="Times New Roman" w:cs="Times New Roman"/>
-                <w:i w:val="false"/>
-                <w:b w:val="false"/>
-                <w:u w:val="none"/>
-                <w:strike w:val="false"/>
-                <w:sz w:val="18"/>
-                <w:szCs w:val="18"/>
-                <w:color w:val="000000"/>
-              </w:rPr>
-              <w:t xml:space="preserve">No</w:t>
-            </w:r>
-          </w:p>
-        </w:tc>
-        <w:tc>
-          <w:tcPr>
-            <w:tcBorders>
-              <w:bottom w:val="none" w:sz="0" w:space="0" w:color="000000"/>
-              <w:top w:val="none" w:sz="0" w:space="0" w:color="000000"/>
-              <w:left w:val="none" w:sz="0" w:space="0" w:color="000000"/>
-              <w:right w:val="none" w:sz="0" w:space="0" w:color="000000"/>
-            </w:tcBorders>
-            <w:shd w:val="clear" w:color="auto" w:fill="FFFFFF"/>
-            <w:tcMar>
-              <w:top w:w="0" w:type="dxa"/>
-              <w:bottom w:w="0" w:type="dxa"/>
-              <w:left w:w="0" w:type="dxa"/>
-              <w:right w:w="0" w:type="dxa"/>
-            </w:tcMar>
-            <w:vAlign w:val="top"/>
-          </w:tcPr>
-          <w:p>
-            <w:pPr>
-              <w:pStyle w:val="Normal"/>
-              <w:jc w:val="center"/>
-              <w:pBdr>
-                <w:bottom w:val="none" w:sz="0" w:space="0" w:color="000000"/>
-                <w:top w:val="none" w:sz="0" w:space="0" w:color="000000"/>
-                <w:left w:val="none" w:sz="0" w:space="0" w:color="000000"/>
-                <w:right w:val="none" w:sz="0" w:space="0" w:color="000000"/>
-              </w:pBdr>
-              <w:spacing w:after="100" w:before="100" w:line="240"/>
-              <w:ind w:left="100" w:right="100" w:firstLine="0" w:firstLineChars="0"/>
-              <w:rPr>
-                <w:rFonts w:ascii="Times New Roman" w:hAnsi="Times New Roman" w:eastAsia="Times New Roman" w:cs="Times New Roman"/>
-                <w:i w:val="false"/>
-                <w:b w:val="false"/>
-                <w:u w:val="none"/>
-                <w:strike w:val="false"/>
-                <w:sz w:val="18"/>
-                <w:szCs w:val="18"/>
-                <w:color w:val="000000"/>
-              </w:rPr>
-            </w:pPr>
-            <w:r>
-              <w:rPr>
-                <w:rFonts w:ascii="Times New Roman" w:hAnsi="Times New Roman" w:eastAsia="Times New Roman" w:cs="Times New Roman"/>
-                <w:i w:val="false"/>
-                <w:b w:val="false"/>
-                <w:u w:val="none"/>
-                <w:strike w:val="false"/>
-                <w:sz w:val="18"/>
-                <w:szCs w:val="18"/>
-                <w:color w:val="000000"/>
-              </w:rPr>
-              <w:t xml:space="preserve">375 (93.1%)</w:t>
-            </w:r>
-          </w:p>
-        </w:tc>
-      </w:tr>
-      <w:tr>
-        <w:trPr>
-          <w:trHeight w:val="560" w:hRule="auto"/>
-        </w:trPr>
-        <w:tc>
-          <w:tcPr>
-            <w:tcBorders>
-              <w:bottom w:val="none" w:sz="0" w:space="0" w:color="000000"/>
-              <w:top w:val="none" w:sz="0" w:space="0" w:color="000000"/>
-              <w:left w:val="none" w:sz="0" w:space="0" w:color="000000"/>
-              <w:right w:val="none" w:sz="0" w:space="0" w:color="000000"/>
-            </w:tcBorders>
-            <w:shd w:val="clear" w:color="auto" w:fill="FFFFFF"/>
-            <w:tcMar>
-              <w:top w:w="0" w:type="dxa"/>
-              <w:bottom w:w="0" w:type="dxa"/>
-              <w:left w:w="0" w:type="dxa"/>
-              <w:right w:w="0" w:type="dxa"/>
-            </w:tcMar>
-            <w:vAlign w:val="top"/>
-          </w:tcPr>
-          <w:p>
-            <w:pPr>
-              <w:pStyle w:val="Normal"/>
-              <w:jc w:val="left"/>
-              <w:pBdr>
-                <w:bottom w:val="none" w:sz="0" w:space="0" w:color="000000"/>
-                <w:top w:val="none" w:sz="0" w:space="0" w:color="000000"/>
-                <w:left w:val="none" w:sz="0" w:space="0" w:color="000000"/>
-                <w:right w:val="none" w:sz="0" w:space="0" w:color="000000"/>
-              </w:pBdr>
-              <w:spacing w:after="100" w:before="100" w:line="240"/>
-              <w:ind w:left="300" w:right="100" w:firstLine="0" w:firstLineChars="0"/>
-              <w:rPr>
-                <w:rFonts w:ascii="Times New Roman" w:hAnsi="Times New Roman" w:eastAsia="Times New Roman" w:cs="Times New Roman"/>
-                <w:i w:val="false"/>
-                <w:b w:val="false"/>
-                <w:u w:val="none"/>
-                <w:strike w:val="false"/>
-                <w:sz w:val="18"/>
-                <w:szCs w:val="18"/>
-                <w:color w:val="000000"/>
-              </w:rPr>
-            </w:pPr>
-            <w:r>
-              <w:rPr>
-                <w:rFonts w:ascii="Times New Roman" w:hAnsi="Times New Roman" w:eastAsia="Times New Roman" w:cs="Times New Roman"/>
-                <w:i w:val="false"/>
-                <w:b w:val="false"/>
-                <w:u w:val="none"/>
-                <w:strike w:val="false"/>
-                <w:sz w:val="18"/>
-                <w:szCs w:val="18"/>
-                <w:color w:val="000000"/>
-              </w:rPr>
-              <w:t xml:space="preserve">Yes</w:t>
-            </w:r>
-          </w:p>
-        </w:tc>
-        <w:tc>
-          <w:tcPr>
-            <w:tcBorders>
-              <w:bottom w:val="none" w:sz="0" w:space="0" w:color="000000"/>
-              <w:top w:val="none" w:sz="0" w:space="0" w:color="000000"/>
-              <w:left w:val="none" w:sz="0" w:space="0" w:color="000000"/>
-              <w:right w:val="none" w:sz="0" w:space="0" w:color="000000"/>
-            </w:tcBorders>
-            <w:shd w:val="clear" w:color="auto" w:fill="FFFFFF"/>
-            <w:tcMar>
-              <w:top w:w="0" w:type="dxa"/>
-              <w:bottom w:w="0" w:type="dxa"/>
-              <w:left w:w="0" w:type="dxa"/>
-              <w:right w:w="0" w:type="dxa"/>
-            </w:tcMar>
-            <w:vAlign w:val="top"/>
-          </w:tcPr>
-          <w:p>
-            <w:pPr>
-              <w:pStyle w:val="Normal"/>
-              <w:jc w:val="center"/>
-              <w:pBdr>
-                <w:bottom w:val="none" w:sz="0" w:space="0" w:color="000000"/>
-                <w:top w:val="none" w:sz="0" w:space="0" w:color="000000"/>
-                <w:left w:val="none" w:sz="0" w:space="0" w:color="000000"/>
-                <w:right w:val="none" w:sz="0" w:space="0" w:color="000000"/>
-              </w:pBdr>
-              <w:spacing w:after="100" w:before="100" w:line="240"/>
-              <w:ind w:left="100" w:right="100" w:firstLine="0" w:firstLineChars="0"/>
-              <w:rPr>
-                <w:rFonts w:ascii="Times New Roman" w:hAnsi="Times New Roman" w:eastAsia="Times New Roman" w:cs="Times New Roman"/>
-                <w:i w:val="false"/>
-                <w:b w:val="false"/>
-                <w:u w:val="none"/>
-                <w:strike w:val="false"/>
-                <w:sz w:val="18"/>
-                <w:szCs w:val="18"/>
-                <w:color w:val="000000"/>
-              </w:rPr>
-            </w:pPr>
-            <w:r>
-              <w:rPr>
-                <w:rFonts w:ascii="Times New Roman" w:hAnsi="Times New Roman" w:eastAsia="Times New Roman" w:cs="Times New Roman"/>
-                <w:i w:val="false"/>
-                <w:b w:val="false"/>
-                <w:u w:val="none"/>
-                <w:strike w:val="false"/>
-                <w:sz w:val="18"/>
-                <w:szCs w:val="18"/>
-                <w:color w:val="000000"/>
-              </w:rPr>
-              <w:t xml:space="preserve">28 (6.9%)</w:t>
-            </w:r>
-          </w:p>
-        </w:tc>
-      </w:tr>
-      <w:tr>
-        <w:trPr>
           <w:trHeight w:val="570" w:hRule="auto"/>
         </w:trPr>
         <w:tc>
@@ -9248,7 +8328,7 @@
                 <w:szCs w:val="18"/>
                 <w:color w:val="000000"/>
               </w:rPr>
-              <w:t xml:space="preserve">51</w:t>
+              <w:t xml:space="preserve">46</w:t>
             </w:r>
           </w:p>
         </w:tc>

--- a/output/tables/COAD/table1_overall.docx
+++ b/output/tables/COAD/table1_overall.docx
@@ -25,7 +25,7 @@
         <w:ind w:left="60" w:right="60" w:firstLine="0" w:firstLineChars="0"/>
       </w:pPr>
       <w:r>
-        <w:t xml:space="preserve">Table 1. Clinical characteristics of the TCGA-COAD cohort (N = 454)</w:t>
+        <w:t xml:space="preserve">Table 1. Clinical characteristics of the TCGA-COAD cohort (N = 457)</w:t>
       </w:r>
     </w:p>
     <w:tbl xmlns:a="http://schemas.openxmlformats.org/drawingml/2006/main" xmlns:pic="http://schemas.openxmlformats.org/drawingml/2006/picture">
@@ -149,7 +149,7 @@
                 <w:szCs w:val="18"/>
                 <w:color w:val="000000"/>
               </w:rPr>
-              <w:t xml:space="preserve">N = 454</w:t>
+              <w:t xml:space="preserve">N = 457</w:t>
             </w:r>
             <w:r>
               <w:rPr>
@@ -623,7 +623,7 @@
                 <w:szCs w:val="18"/>
                 <w:color w:val="000000"/>
               </w:rPr>
-              <w:t xml:space="preserve">189 (41.7%)</w:t>
+              <w:t xml:space="preserve">190 (41.7%)</w:t>
             </w:r>
           </w:p>
         </w:tc>
@@ -738,7 +738,7 @@
                 <w:szCs w:val="18"/>
                 <w:color w:val="000000"/>
               </w:rPr>
-              <w:t xml:space="preserve">264 (58.3%)</w:t>
+              <w:t xml:space="preserve">266 (58.3%)</w:t>
             </w:r>
           </w:p>
         </w:tc>
@@ -1083,7 +1083,7 @@
                 <w:szCs w:val="18"/>
                 <w:color w:val="000000"/>
               </w:rPr>
-              <w:t xml:space="preserve">240 (53.0%)</w:t>
+              <w:t xml:space="preserve">241 (52.9%)</w:t>
             </w:r>
           </w:p>
         </w:tc>
@@ -1198,7 +1198,7 @@
                 <w:szCs w:val="18"/>
                 <w:color w:val="000000"/>
               </w:rPr>
-              <w:t xml:space="preserve">213 (47.0%)</w:t>
+              <w:t xml:space="preserve">215 (47.1%)</w:t>
             </w:r>
           </w:p>
         </w:tc>
@@ -1543,7 +1543,7 @@
                 <w:szCs w:val="18"/>
                 <w:color w:val="000000"/>
               </w:rPr>
-              <w:t xml:space="preserve">74 (16.7%)</w:t>
+              <w:t xml:space="preserve">75 (16.8%)</w:t>
             </w:r>
           </w:p>
         </w:tc>
@@ -1658,7 +1658,7 @@
                 <w:szCs w:val="18"/>
                 <w:color w:val="000000"/>
               </w:rPr>
-              <w:t xml:space="preserve">176 (39.6%)</w:t>
+              <w:t xml:space="preserve">177 (39.6%)</w:t>
             </w:r>
           </w:p>
         </w:tc>
@@ -1773,7 +1773,7 @@
                 <w:szCs w:val="18"/>
                 <w:color w:val="000000"/>
               </w:rPr>
-              <w:t xml:space="preserve">130 (29.3%)</w:t>
+              <w:t xml:space="preserve">131 (29.3%)</w:t>
             </w:r>
           </w:p>
         </w:tc>
@@ -1888,7 +1888,7 @@
                 <w:szCs w:val="18"/>
                 <w:color w:val="000000"/>
               </w:rPr>
-              <w:t xml:space="preserve">64 (14.4%)</w:t>
+              <w:t xml:space="preserve">64 (14.3%)</w:t>
             </w:r>
           </w:p>
         </w:tc>
@@ -2348,7 +2348,7 @@
                 <w:szCs w:val="18"/>
                 <w:color w:val="000000"/>
               </w:rPr>
-              <w:t xml:space="preserve">77 (17.0%)</w:t>
+              <w:t xml:space="preserve">78 (17.1%)</w:t>
             </w:r>
           </w:p>
         </w:tc>
@@ -2463,7 +2463,7 @@
                 <w:szCs w:val="18"/>
                 <w:color w:val="000000"/>
               </w:rPr>
-              <w:t xml:space="preserve">309 (68.2%)</w:t>
+              <w:t xml:space="preserve">311 (68.2%)</w:t>
             </w:r>
           </w:p>
         </w:tc>
@@ -2923,7 +2923,7 @@
                 <w:szCs w:val="18"/>
                 <w:color w:val="000000"/>
               </w:rPr>
-              <w:t xml:space="preserve">266 (58.7%)</w:t>
+              <w:t xml:space="preserve">268 (58.8%)</w:t>
             </w:r>
           </w:p>
         </w:tc>
@@ -3038,7 +3038,7 @@
                 <w:szCs w:val="18"/>
                 <w:color w:val="000000"/>
               </w:rPr>
-              <w:t xml:space="preserve">106 (23.4%)</w:t>
+              <w:t xml:space="preserve">106 (23.2%)</w:t>
             </w:r>
           </w:p>
         </w:tc>
@@ -3153,7 +3153,7 @@
                 <w:szCs w:val="18"/>
                 <w:color w:val="000000"/>
               </w:rPr>
-              <w:t xml:space="preserve">81 (17.9%)</w:t>
+              <w:t xml:space="preserve">82 (18.0%)</w:t>
             </w:r>
           </w:p>
         </w:tc>
@@ -3498,7 +3498,7 @@
                 <w:szCs w:val="18"/>
                 <w:color w:val="000000"/>
               </w:rPr>
-              <w:t xml:space="preserve">333 (83.9%)</w:t>
+              <w:t xml:space="preserve">336 (84.0%)</w:t>
             </w:r>
           </w:p>
         </w:tc>
@@ -3613,7 +3613,7 @@
                 <w:szCs w:val="18"/>
                 <w:color w:val="000000"/>
               </w:rPr>
-              <w:t xml:space="preserve">64 (16.1%)</w:t>
+              <w:t xml:space="preserve">64 (16.0%)</w:t>
             </w:r>
           </w:p>
         </w:tc>
@@ -3958,7 +3958,7 @@
                 <w:szCs w:val="18"/>
                 <w:color w:val="000000"/>
               </w:rPr>
-              <w:t xml:space="preserve">250 (56.3%)</w:t>
+              <w:t xml:space="preserve">252 (56.4%)</w:t>
             </w:r>
           </w:p>
         </w:tc>
@@ -4073,7 +4073,7 @@
                 <w:szCs w:val="18"/>
                 <w:color w:val="000000"/>
               </w:rPr>
-              <w:t xml:space="preserve">194 (43.7%)</w:t>
+              <w:t xml:space="preserve">195 (43.6%)</w:t>
             </w:r>
           </w:p>
         </w:tc>
@@ -4418,7 +4418,7 @@
                 <w:szCs w:val="18"/>
                 <w:color w:val="000000"/>
               </w:rPr>
-              <w:t xml:space="preserve">186 (65.5%)</w:t>
+              <w:t xml:space="preserve">188 (65.7%)</w:t>
             </w:r>
           </w:p>
         </w:tc>
@@ -4533,7 +4533,7 @@
                 <w:szCs w:val="18"/>
                 <w:color w:val="000000"/>
               </w:rPr>
-              <w:t xml:space="preserve">98 (34.5%)</w:t>
+              <w:t xml:space="preserve">98 (34.3%)</w:t>
             </w:r>
           </w:p>
         </w:tc>
@@ -4648,7 +4648,7 @@
                 <w:szCs w:val="18"/>
                 <w:color w:val="000000"/>
               </w:rPr>
-              <w:t xml:space="preserve">170</w:t>
+              <w:t xml:space="preserve">171</w:t>
             </w:r>
           </w:p>
         </w:tc>
@@ -4878,7 +4878,7 @@
                 <w:szCs w:val="18"/>
                 <w:color w:val="000000"/>
               </w:rPr>
-              <w:t xml:space="preserve">246 (60.1%)</w:t>
+              <w:t xml:space="preserve">249 (60.4%)</w:t>
             </w:r>
           </w:p>
         </w:tc>
@@ -4993,7 +4993,7 @@
                 <w:szCs w:val="18"/>
                 <w:color w:val="000000"/>
               </w:rPr>
-              <w:t xml:space="preserve">163 (39.9%)</w:t>
+              <w:t xml:space="preserve">163 (39.6%)</w:t>
             </w:r>
           </w:p>
         </w:tc>
@@ -5338,7 +5338,7 @@
                 <w:szCs w:val="18"/>
                 <w:color w:val="000000"/>
               </w:rPr>
-              <w:t xml:space="preserve">297 (75.8%)</w:t>
+              <w:t xml:space="preserve">300 (75.9%)</w:t>
             </w:r>
           </w:p>
         </w:tc>
@@ -5453,7 +5453,7 @@
                 <w:szCs w:val="18"/>
                 <w:color w:val="000000"/>
               </w:rPr>
-              <w:t xml:space="preserve">95 (24.2%)</w:t>
+              <w:t xml:space="preserve">95 (24.1%)</w:t>
             </w:r>
           </w:p>
         </w:tc>
@@ -5798,7 +5798,7 @@
                 <w:szCs w:val="18"/>
                 <w:color w:val="000000"/>
               </w:rPr>
-              <w:t xml:space="preserve">327 (85.8%)</w:t>
+              <w:t xml:space="preserve">329 (85.9%)</w:t>
             </w:r>
           </w:p>
         </w:tc>
@@ -6258,7 +6258,7 @@
                 <w:szCs w:val="18"/>
                 <w:color w:val="000000"/>
               </w:rPr>
-              <w:t xml:space="preserve">73</w:t>
+              <w:t xml:space="preserve">74</w:t>
             </w:r>
           </w:p>
         </w:tc>
@@ -6488,7 +6488,7 @@
                 <w:szCs w:val="18"/>
                 <w:color w:val="000000"/>
               </w:rPr>
-              <w:t xml:space="preserve">388 (86.6%)</w:t>
+              <w:t xml:space="preserve">389 (86.3%)</w:t>
             </w:r>
           </w:p>
         </w:tc>
@@ -6603,7 +6603,7 @@
                 <w:szCs w:val="18"/>
                 <w:color w:val="000000"/>
               </w:rPr>
-              <w:t xml:space="preserve">60 (13.4%)</w:t>
+              <w:t xml:space="preserve">62 (13.7%)</w:t>
             </w:r>
           </w:p>
         </w:tc>
@@ -6948,7 +6948,7 @@
                 <w:szCs w:val="18"/>
                 <w:color w:val="000000"/>
               </w:rPr>
-              <w:t xml:space="preserve">85 (19.5%)</w:t>
+              <w:t xml:space="preserve">87 (19.8%)</w:t>
             </w:r>
           </w:p>
         </w:tc>
@@ -7063,7 +7063,7 @@
                 <w:szCs w:val="18"/>
                 <w:color w:val="000000"/>
               </w:rPr>
-              <w:t xml:space="preserve">106 (24.3%)</w:t>
+              <w:t xml:space="preserve">107 (24.3%)</w:t>
             </w:r>
           </w:p>
         </w:tc>
@@ -7178,7 +7178,7 @@
                 <w:szCs w:val="18"/>
                 <w:color w:val="000000"/>
               </w:rPr>
-              <w:t xml:space="preserve">20 (4.6%)</w:t>
+              <w:t xml:space="preserve">20 (4.5%)</w:t>
             </w:r>
           </w:p>
         </w:tc>
@@ -7293,7 +7293,7 @@
                 <w:szCs w:val="18"/>
                 <w:color w:val="000000"/>
               </w:rPr>
-              <w:t xml:space="preserve">27 (6.2%)</w:t>
+              <w:t xml:space="preserve">27 (6.1%)</w:t>
             </w:r>
           </w:p>
         </w:tc>
@@ -7523,7 +7523,7 @@
                 <w:szCs w:val="18"/>
                 <w:color w:val="000000"/>
               </w:rPr>
-              <w:t xml:space="preserve">151 (34.6%)</w:t>
+              <w:t xml:space="preserve">151 (34.3%)</w:t>
             </w:r>
           </w:p>
         </w:tc>
@@ -7753,7 +7753,7 @@
                 <w:szCs w:val="18"/>
                 <w:color w:val="000000"/>
               </w:rPr>
-              <w:t xml:space="preserve">40 (9.2%)</w:t>
+              <w:t xml:space="preserve">40 (9.1%)</w:t>
             </w:r>
           </w:p>
         </w:tc>
@@ -8098,7 +8098,7 @@
                 <w:szCs w:val="18"/>
                 <w:color w:val="000000"/>
               </w:rPr>
-              <w:t xml:space="preserve">198 (48.5%)</w:t>
+              <w:t xml:space="preserve">198 (48.2%)</w:t>
             </w:r>
           </w:p>
         </w:tc>
@@ -8213,7 +8213,7 @@
                 <w:szCs w:val="18"/>
                 <w:color w:val="000000"/>
               </w:rPr>
-              <w:t xml:space="preserve">210 (51.5%)</w:t>
+              <w:t xml:space="preserve">213 (51.8%)</w:t>
             </w:r>
           </w:p>
         </w:tc>
